--- a/labs/lab_report/finished_report/266430069 段辉园 javaweb实验2.docx
+++ b/labs/lab_report/finished_report/266430069 段辉园 javaweb实验2.docx
@@ -1062,7 +1062,7 @@
               <w:ind w:left="420" w:right="1123" w:firstLineChars="200" w:firstLine="420"/>
               <w:outlineLvl w:val="1"/>
               <w:rPr>
-                <w:rFonts w:ascii="Times New Roman" w:eastAsia="等线" w:hAnsi="Times New Roman" w:cs="Times New Roman" w:hint="eastAsia"/>
+                <w:rFonts w:ascii="Times New Roman" w:eastAsia="等线" w:hAnsi="Times New Roman" w:cs="Times New Roman"/>
                 <w:szCs w:val="21"/>
               </w:rPr>
             </w:pPr>
@@ -1209,15 +1209,22 @@
                 <w:rFonts w:ascii="Times New Roman" w:eastAsia="等线" w:hAnsi="Times New Roman" w:cs="Times New Roman"/>
                 <w:szCs w:val="21"/>
               </w:rPr>
-              <w:t xml:space="preserve"> response) throws </w:t>
-            </w:r>
-            <w:proofErr w:type="spellStart"/>
+              <w:t xml:space="preserve"> response) </w:t>
+            </w:r>
             <w:r>
               <w:rPr>
                 <w:rFonts w:ascii="Times New Roman" w:eastAsia="等线" w:hAnsi="Times New Roman" w:cs="Times New Roman"/>
                 <w:szCs w:val="21"/>
               </w:rPr>
               <w:lastRenderedPageBreak/>
+              <w:t xml:space="preserve">throws </w:t>
+            </w:r>
+            <w:proofErr w:type="spellStart"/>
+            <w:r>
+              <w:rPr>
+                <w:rFonts w:ascii="Times New Roman" w:eastAsia="等线" w:hAnsi="Times New Roman" w:cs="Times New Roman"/>
+                <w:szCs w:val="21"/>
+              </w:rPr>
               <w:t>ServletException</w:t>
             </w:r>
             <w:proofErr w:type="spellEnd"/>
@@ -2129,6 +2136,13 @@
                 <w:szCs w:val="21"/>
               </w:rPr>
               <w:br/>
+            </w:r>
+            <w:r>
+              <w:rPr>
+                <w:rFonts w:ascii="Times New Roman" w:eastAsia="等线" w:hAnsi="Times New Roman" w:cs="Times New Roman"/>
+                <w:szCs w:val="21"/>
+              </w:rPr>
+              <w:lastRenderedPageBreak/>
               <w:t xml:space="preserve">        </w:t>
             </w:r>
             <w:proofErr w:type="spellStart"/>
@@ -2245,15 +2259,7 @@
                 <w:rFonts w:ascii="Times New Roman" w:eastAsia="等线" w:hAnsi="Times New Roman" w:cs="Times New Roman"/>
                 <w:szCs w:val="21"/>
               </w:rPr>
-              <w:t xml:space="preserve">' </w:t>
-            </w:r>
-            <w:r>
-              <w:rPr>
-                <w:rFonts w:ascii="Times New Roman" w:eastAsia="等线" w:hAnsi="Times New Roman" w:cs="Times New Roman"/>
-                <w:szCs w:val="21"/>
-              </w:rPr>
-              <w:lastRenderedPageBreak/>
-              <w:t>required&gt;");</w:t>
+              <w:t>' required&gt;");</w:t>
             </w:r>
             <w:r>
               <w:rPr>
@@ -3182,34 +3188,10 @@
                 <w:szCs w:val="21"/>
               </w:rPr>
               <w:br/>
-              <w:t xml:space="preserve">        </w:t>
-            </w:r>
-            <w:proofErr w:type="spellStart"/>
-            <w:r>
-              <w:rPr>
-                <w:rFonts w:ascii="Times New Roman" w:eastAsia="等线" w:hAnsi="Times New Roman" w:cs="Times New Roman"/>
-                <w:szCs w:val="21"/>
-              </w:rPr>
-              <w:t>out.println</w:t>
-            </w:r>
-            <w:proofErr w:type="spellEnd"/>
-            <w:r>
-              <w:rPr>
-                <w:rFonts w:ascii="Times New Roman" w:eastAsia="等线" w:hAnsi="Times New Roman" w:cs="Times New Roman"/>
-                <w:szCs w:val="21"/>
-              </w:rPr>
-              <w:t>("body { display: flex; justify-content: center; align-items: center; height: 100vh; background-color: #f0f2f5; font-family: sans-serif; margin: 0; }");</w:t>
-            </w:r>
-            <w:r>
-              <w:rPr>
-                <w:rFonts w:ascii="Times New Roman" w:eastAsia="等线" w:hAnsi="Times New Roman" w:cs="Times New Roman"/>
-                <w:szCs w:val="21"/>
-              </w:rPr>
-              <w:br/>
-            </w:r>
-            <w:r>
-              <w:rPr>
-                <w:rFonts w:ascii="Times New Roman" w:eastAsia="等线" w:hAnsi="Times New Roman" w:cs="Times New Roman"/>
+            </w:r>
+            <w:r>
+              <w:rPr>
+                <w:rFonts w:ascii="Times New Roman" w:eastAsia="等线" w:hAnsi="Times New Roman" w:cs="Times New Roman" w:hint="eastAsia"/>
                 <w:szCs w:val="21"/>
               </w:rPr>
               <w:lastRenderedPageBreak/>
@@ -3229,6 +3211,30 @@
                 <w:rFonts w:ascii="Times New Roman" w:eastAsia="等线" w:hAnsi="Times New Roman" w:cs="Times New Roman"/>
                 <w:szCs w:val="21"/>
               </w:rPr>
+              <w:t>("body { display: flex; justify-content: center; align-items: center; height: 100vh; background-color: #f0f2f5; font-family: sans-serif; margin: 0; }");</w:t>
+            </w:r>
+            <w:r>
+              <w:rPr>
+                <w:rFonts w:ascii="Times New Roman" w:eastAsia="等线" w:hAnsi="Times New Roman" w:cs="Times New Roman"/>
+                <w:szCs w:val="21"/>
+              </w:rPr>
+              <w:br/>
+              <w:t xml:space="preserve">        </w:t>
+            </w:r>
+            <w:proofErr w:type="spellStart"/>
+            <w:r>
+              <w:rPr>
+                <w:rFonts w:ascii="Times New Roman" w:eastAsia="等线" w:hAnsi="Times New Roman" w:cs="Times New Roman"/>
+                <w:szCs w:val="21"/>
+              </w:rPr>
+              <w:t>out.println</w:t>
+            </w:r>
+            <w:proofErr w:type="spellEnd"/>
+            <w:r>
+              <w:rPr>
+                <w:rFonts w:ascii="Times New Roman" w:eastAsia="等线" w:hAnsi="Times New Roman" w:cs="Times New Roman"/>
+                <w:szCs w:val="21"/>
+              </w:rPr>
               <w:t xml:space="preserve">(".card { background: white; padding: 40px; border-radius: 10px; box-shadow: 0 4px 12px </w:t>
             </w:r>
             <w:proofErr w:type="spellStart"/>
@@ -4126,6 +4132,13 @@
                 <w:szCs w:val="21"/>
               </w:rPr>
               <w:br/>
+            </w:r>
+            <w:r>
+              <w:rPr>
+                <w:rFonts w:ascii="Times New Roman" w:eastAsia="等线" w:hAnsi="Times New Roman" w:cs="Times New Roman"/>
+                <w:szCs w:val="21"/>
+              </w:rPr>
+              <w:lastRenderedPageBreak/>
               <w:t xml:space="preserve">        </w:t>
             </w:r>
             <w:proofErr w:type="spellStart"/>
@@ -4190,7 +4203,7 @@
               <w:spacing w:line="276" w:lineRule="auto"/>
               <w:ind w:right="1123" w:firstLineChars="200" w:firstLine="420"/>
               <w:rPr>
-                <w:rFonts w:ascii="Times New Roman" w:eastAsia="等线" w:hAnsi="Times New Roman" w:cs="Times New Roman" w:hint="eastAsia"/>
+                <w:rFonts w:ascii="Times New Roman" w:eastAsia="等线" w:hAnsi="Times New Roman" w:cs="Times New Roman"/>
                 <w:szCs w:val="21"/>
               </w:rPr>
             </w:pPr>
@@ -4215,7 +4228,6 @@
                 <w:rFonts w:ascii="Times New Roman" w:eastAsia="等线" w:hAnsi="Times New Roman" w:cs="Times New Roman" w:hint="eastAsia"/>
                 <w:szCs w:val="21"/>
               </w:rPr>
-              <w:lastRenderedPageBreak/>
               <w:t>开发</w:t>
             </w:r>
             <w:proofErr w:type="spellStart"/>
@@ -5070,7 +5082,15 @@
                 <w:rFonts w:ascii="Times New Roman" w:eastAsia="等线" w:hAnsi="Times New Roman" w:cs="Times New Roman" w:hint="eastAsia"/>
                 <w:szCs w:val="21"/>
               </w:rPr>
-              <w:t>请求，这里重定向到登录页</w:t>
+              <w:t>请求，这里重定向到登录</w:t>
+            </w:r>
+            <w:r>
+              <w:rPr>
+                <w:rFonts w:ascii="Times New Roman" w:eastAsia="等线" w:hAnsi="Times New Roman" w:cs="Times New Roman" w:hint="eastAsia"/>
+                <w:szCs w:val="21"/>
+              </w:rPr>
+              <w:lastRenderedPageBreak/>
+              <w:t>页</w:t>
             </w:r>
             <w:r>
               <w:rPr>
@@ -5229,13 +5249,6 @@
                 <w:szCs w:val="21"/>
               </w:rPr>
               <w:br/>
-            </w:r>
-            <w:r>
-              <w:rPr>
-                <w:rFonts w:ascii="Times New Roman" w:eastAsia="等线" w:hAnsi="Times New Roman" w:cs="Times New Roman"/>
-                <w:szCs w:val="21"/>
-              </w:rPr>
-              <w:lastRenderedPageBreak/>
               <w:t>}</w:t>
             </w:r>
           </w:p>
@@ -5246,7 +5259,7 @@
               <w:ind w:left="860" w:right="1123" w:firstLineChars="0" w:firstLine="0"/>
               <w:outlineLvl w:val="1"/>
               <w:rPr>
-                <w:rFonts w:ascii="Times New Roman" w:eastAsia="等线" w:hAnsi="Times New Roman" w:cs="Times New Roman" w:hint="eastAsia"/>
+                <w:rFonts w:ascii="Times New Roman" w:eastAsia="等线" w:hAnsi="Times New Roman" w:cs="Times New Roman"/>
                 <w:szCs w:val="21"/>
               </w:rPr>
             </w:pPr>
@@ -6198,6 +6211,13 @@
                 <w:szCs w:val="21"/>
               </w:rPr>
               <w:br/>
+            </w:r>
+            <w:r>
+              <w:rPr>
+                <w:rFonts w:ascii="Times New Roman" w:eastAsia="等线" w:hAnsi="Times New Roman" w:cs="Times New Roman"/>
+                <w:szCs w:val="21"/>
+              </w:rPr>
+              <w:lastRenderedPageBreak/>
               <w:t>}</w:t>
             </w:r>
           </w:p>
@@ -6208,7 +6228,7 @@
               <w:ind w:left="860" w:right="1123" w:firstLineChars="0" w:firstLine="0"/>
               <w:outlineLvl w:val="1"/>
               <w:rPr>
-                <w:rFonts w:ascii="Times New Roman" w:eastAsia="等线" w:hAnsi="Times New Roman" w:cs="Times New Roman" w:hint="eastAsia"/>
+                <w:rFonts w:ascii="Times New Roman" w:eastAsia="等线" w:hAnsi="Times New Roman" w:cs="Times New Roman"/>
                 <w:szCs w:val="21"/>
               </w:rPr>
             </w:pPr>
@@ -6310,20 +6330,20 @@
               <w:ind w:leftChars="200" w:left="420" w:right="1123"/>
               <w:outlineLvl w:val="1"/>
               <w:rPr>
-                <w:rFonts w:ascii="Times New Roman" w:eastAsia="等线" w:hAnsi="Times New Roman" w:cs="Times New Roman" w:hint="eastAsia"/>
+                <w:rFonts w:ascii="Times New Roman" w:eastAsia="等线" w:hAnsi="Times New Roman" w:cs="Times New Roman"/>
                 <w:szCs w:val="21"/>
               </w:rPr>
             </w:pPr>
             <w:r>
               <w:rPr>
                 <w:rFonts w:ascii="Times New Roman" w:eastAsia="等线" w:hAnsi="Times New Roman" w:cs="Times New Roman"/>
-                <w:szCs w:val="21"/>
-              </w:rPr>
-              <w:lastRenderedPageBreak/>
+                <w:noProof/>
+                <w:szCs w:val="21"/>
+              </w:rPr>
               <w:drawing>
-                <wp:inline distT="0" distB="0" distL="0" distR="0" wp14:anchorId="757C40E7" wp14:editId="3AD2D594">
-                  <wp:extent cx="5278120" cy="2841625"/>
-                  <wp:effectExtent l="0" t="0" r="0" b="0"/>
+                <wp:inline distT="0" distB="0" distL="0" distR="0" wp14:anchorId="757C40E7" wp14:editId="42DA83E3">
+                  <wp:extent cx="5278120" cy="3712191"/>
+                  <wp:effectExtent l="0" t="0" r="0" b="3175"/>
                   <wp:docPr id="2" name="图片 2"/>
                   <wp:cNvGraphicFramePr>
                     <a:graphicFrameLocks xmlns:a="http://schemas.openxmlformats.org/drawingml/2006/main" noChangeAspect="1"/>
@@ -6344,7 +6364,7 @@
                         <pic:spPr>
                           <a:xfrm>
                             <a:off x="0" y="0"/>
-                            <a:ext cx="5278120" cy="2841625"/>
+                            <a:ext cx="5285161" cy="3717143"/>
                           </a:xfrm>
                           <a:prstGeom prst="rect">
                             <a:avLst/>
@@ -6369,12 +6389,13 @@
             <w:r>
               <w:rPr>
                 <w:rFonts w:ascii="Times New Roman" w:eastAsia="等线" w:hAnsi="Times New Roman" w:cs="Times New Roman"/>
+                <w:noProof/>
                 <w:szCs w:val="21"/>
               </w:rPr>
               <w:drawing>
-                <wp:inline distT="0" distB="0" distL="0" distR="0" wp14:anchorId="2AB32742" wp14:editId="35F5E3CC">
-                  <wp:extent cx="5278120" cy="2083435"/>
-                  <wp:effectExtent l="0" t="0" r="0" b="0"/>
+                <wp:inline distT="0" distB="0" distL="0" distR="0" wp14:anchorId="2AB32742" wp14:editId="5C5F7166">
+                  <wp:extent cx="5276470" cy="3002507"/>
+                  <wp:effectExtent l="0" t="0" r="635" b="7620"/>
                   <wp:docPr id="1" name="图片 1"/>
                   <wp:cNvGraphicFramePr>
                     <a:graphicFrameLocks xmlns:a="http://schemas.openxmlformats.org/drawingml/2006/main" noChangeAspect="1"/>
@@ -6395,7 +6416,7 @@
                         <pic:spPr>
                           <a:xfrm>
                             <a:off x="0" y="0"/>
-                            <a:ext cx="5278120" cy="2083435"/>
+                            <a:ext cx="5312999" cy="3023294"/>
                           </a:xfrm>
                           <a:prstGeom prst="rect">
                             <a:avLst/>
@@ -6413,7 +6434,7 @@
               <w:spacing w:line="276" w:lineRule="auto"/>
               <w:ind w:right="1123"/>
               <w:rPr>
-                <w:rFonts w:ascii="Times New Roman" w:eastAsia="等线" w:hAnsi="Times New Roman" w:cs="Times New Roman" w:hint="eastAsia"/>
+                <w:rFonts w:ascii="Times New Roman" w:eastAsia="等线" w:hAnsi="Times New Roman" w:cs="Times New Roman"/>
                 <w:szCs w:val="21"/>
               </w:rPr>
             </w:pPr>
@@ -6463,7 +6484,7 @@
             <w:pPr>
               <w:ind w:leftChars="200" w:left="420" w:right="1123"/>
               <w:rPr>
-                <w:rFonts w:ascii="Times New Roman" w:eastAsia="等线" w:hAnsi="Times New Roman" w:cs="Times New Roman" w:hint="eastAsia"/>
+                <w:rFonts w:ascii="Times New Roman" w:eastAsia="等线" w:hAnsi="Times New Roman" w:cs="Times New Roman"/>
                 <w:szCs w:val="21"/>
               </w:rPr>
             </w:pPr>
@@ -6473,8 +6494,9 @@
                 <w:noProof/>
                 <w:szCs w:val="21"/>
               </w:rPr>
+              <w:lastRenderedPageBreak/>
               <w:drawing>
-                <wp:inline distT="0" distB="0" distL="0" distR="0" wp14:anchorId="01BA0358" wp14:editId="6B5BF3FC">
+                <wp:inline distT="0" distB="0" distL="0" distR="0" wp14:anchorId="01BA0358" wp14:editId="127FBAF0">
                   <wp:extent cx="5278120" cy="2517775"/>
                   <wp:effectExtent l="0" t="0" r="0" b="0"/>
                   <wp:docPr id="3" name="图片 3"/>
@@ -6521,9 +6543,8 @@
                 <w:noProof/>
                 <w:szCs w:val="21"/>
               </w:rPr>
-              <w:lastRenderedPageBreak/>
               <w:drawing>
-                <wp:inline distT="0" distB="0" distL="0" distR="0" wp14:anchorId="52F99A25" wp14:editId="06905D67">
+                <wp:inline distT="0" distB="0" distL="0" distR="0" wp14:anchorId="52F99A25" wp14:editId="70DE12AF">
                   <wp:extent cx="5278120" cy="2480310"/>
                   <wp:effectExtent l="0" t="0" r="0" b="0"/>
                   <wp:docPr id="4" name="图片 4"/>
@@ -6571,7 +6592,7 @@
                 <w:szCs w:val="21"/>
               </w:rPr>
               <w:drawing>
-                <wp:inline distT="0" distB="0" distL="0" distR="0" wp14:anchorId="24086E6D" wp14:editId="7357B38F">
+                <wp:inline distT="0" distB="0" distL="0" distR="0" wp14:anchorId="24086E6D" wp14:editId="548E4446">
                   <wp:extent cx="5278120" cy="2399665"/>
                   <wp:effectExtent l="0" t="0" r="0" b="635"/>
                   <wp:docPr id="5" name="图片 5"/>
@@ -6617,7 +6638,7 @@
             <w:pPr>
               <w:ind w:right="1123" w:firstLineChars="200" w:firstLine="420"/>
               <w:rPr>
-                <w:rFonts w:ascii="Times New Roman" w:eastAsia="等线" w:hAnsi="Times New Roman" w:cs="Times New Roman" w:hint="eastAsia"/>
+                <w:rFonts w:ascii="Times New Roman" w:eastAsia="等线" w:hAnsi="Times New Roman" w:cs="Times New Roman"/>
                 <w:szCs w:val="21"/>
               </w:rPr>
             </w:pPr>
@@ -6668,7 +6689,7 @@
               <w:spacing w:line="276" w:lineRule="auto"/>
               <w:ind w:right="1123" w:firstLineChars="200" w:firstLine="420"/>
               <w:rPr>
-                <w:rFonts w:ascii="Times New Roman" w:eastAsia="等线" w:hAnsi="Times New Roman" w:cs="Times New Roman" w:hint="eastAsia"/>
+                <w:rFonts w:ascii="Times New Roman" w:eastAsia="等线" w:hAnsi="Times New Roman" w:cs="Times New Roman"/>
                 <w:szCs w:val="21"/>
               </w:rPr>
             </w:pPr>
@@ -6695,7 +6716,7 @@
               <w:spacing w:line="276" w:lineRule="auto"/>
               <w:ind w:right="1123" w:firstLineChars="200" w:firstLine="420"/>
               <w:rPr>
-                <w:rFonts w:ascii="Times New Roman" w:eastAsia="等线" w:hAnsi="Times New Roman" w:cs="Times New Roman" w:hint="eastAsia"/>
+                <w:rFonts w:ascii="Times New Roman" w:eastAsia="等线" w:hAnsi="Times New Roman" w:cs="Times New Roman"/>
                 <w:szCs w:val="21"/>
               </w:rPr>
             </w:pPr>
@@ -6704,6 +6725,7 @@
                 <w:rFonts w:ascii="Times New Roman" w:eastAsia="等线" w:hAnsi="Times New Roman" w:cs="Times New Roman" w:hint="eastAsia"/>
                 <w:szCs w:val="21"/>
               </w:rPr>
+              <w:lastRenderedPageBreak/>
               <w:t>通过本次</w:t>
             </w:r>
             <w:r>
@@ -6729,7 +6751,454 @@
               <w:spacing w:line="276" w:lineRule="auto"/>
               <w:ind w:right="1123" w:firstLineChars="200" w:firstLine="420"/>
               <w:rPr>
-                <w:rFonts w:ascii="Times New Roman" w:eastAsia="等线" w:hAnsi="Times New Roman" w:cs="Times New Roman" w:hint="eastAsia"/>
+                <w:rFonts w:ascii="Times New Roman" w:eastAsia="等线" w:hAnsi="Times New Roman" w:cs="Times New Roman"/>
+                <w:szCs w:val="21"/>
+              </w:rPr>
+            </w:pPr>
+            <w:r>
+              <w:rPr>
+                <w:rFonts w:ascii="Times New Roman" w:eastAsia="等线" w:hAnsi="Times New Roman" w:cs="Times New Roman" w:hint="eastAsia"/>
+                <w:szCs w:val="21"/>
+              </w:rPr>
+              <w:t>Servlet</w:t>
+            </w:r>
+            <w:r>
+              <w:rPr>
+                <w:rFonts w:ascii="Times New Roman" w:eastAsia="等线" w:hAnsi="Times New Roman" w:cs="Times New Roman" w:hint="eastAsia"/>
+                <w:szCs w:val="21"/>
+              </w:rPr>
+              <w:t>基础开发：掌握了通过继承</w:t>
+            </w:r>
+            <w:r>
+              <w:rPr>
+                <w:rFonts w:ascii="Times New Roman" w:eastAsia="等线" w:hAnsi="Times New Roman" w:cs="Times New Roman" w:hint="eastAsia"/>
+                <w:szCs w:val="21"/>
+              </w:rPr>
+              <w:t xml:space="preserve"> </w:t>
+            </w:r>
+            <w:proofErr w:type="spellStart"/>
+            <w:r>
+              <w:rPr>
+                <w:rFonts w:ascii="Times New Roman" w:eastAsia="等线" w:hAnsi="Times New Roman" w:cs="Times New Roman" w:hint="eastAsia"/>
+                <w:szCs w:val="21"/>
+              </w:rPr>
+              <w:t>HttpServlet</w:t>
+            </w:r>
+            <w:proofErr w:type="spellEnd"/>
+            <w:r>
+              <w:rPr>
+                <w:rFonts w:ascii="Times New Roman" w:eastAsia="等线" w:hAnsi="Times New Roman" w:cs="Times New Roman" w:hint="eastAsia"/>
+                <w:szCs w:val="21"/>
+              </w:rPr>
+              <w:t xml:space="preserve"> </w:t>
+            </w:r>
+            <w:proofErr w:type="gramStart"/>
+            <w:r>
+              <w:rPr>
+                <w:rFonts w:ascii="Times New Roman" w:eastAsia="等线" w:hAnsi="Times New Roman" w:cs="Times New Roman" w:hint="eastAsia"/>
+                <w:szCs w:val="21"/>
+              </w:rPr>
+              <w:t>类并重写</w:t>
+            </w:r>
+            <w:proofErr w:type="gramEnd"/>
+            <w:r>
+              <w:rPr>
+                <w:rFonts w:ascii="Times New Roman" w:eastAsia="等线" w:hAnsi="Times New Roman" w:cs="Times New Roman" w:hint="eastAsia"/>
+                <w:szCs w:val="21"/>
+              </w:rPr>
+              <w:t xml:space="preserve"> </w:t>
+            </w:r>
+            <w:proofErr w:type="spellStart"/>
+            <w:r>
+              <w:rPr>
+                <w:rFonts w:ascii="Times New Roman" w:eastAsia="等线" w:hAnsi="Times New Roman" w:cs="Times New Roman" w:hint="eastAsia"/>
+                <w:szCs w:val="21"/>
+              </w:rPr>
+              <w:t>doGet</w:t>
+            </w:r>
+            <w:proofErr w:type="spellEnd"/>
+            <w:r>
+              <w:rPr>
+                <w:rFonts w:ascii="Times New Roman" w:eastAsia="等线" w:hAnsi="Times New Roman" w:cs="Times New Roman" w:hint="eastAsia"/>
+                <w:szCs w:val="21"/>
+              </w:rPr>
+              <w:t xml:space="preserve"> </w:t>
+            </w:r>
+            <w:r>
+              <w:rPr>
+                <w:rFonts w:ascii="Times New Roman" w:eastAsia="等线" w:hAnsi="Times New Roman" w:cs="Times New Roman" w:hint="eastAsia"/>
+                <w:szCs w:val="21"/>
+              </w:rPr>
+              <w:t>和</w:t>
+            </w:r>
+            <w:r>
+              <w:rPr>
+                <w:rFonts w:ascii="Times New Roman" w:eastAsia="等线" w:hAnsi="Times New Roman" w:cs="Times New Roman" w:hint="eastAsia"/>
+                <w:szCs w:val="21"/>
+              </w:rPr>
+              <w:t xml:space="preserve"> </w:t>
+            </w:r>
+            <w:proofErr w:type="spellStart"/>
+            <w:r>
+              <w:rPr>
+                <w:rFonts w:ascii="Times New Roman" w:eastAsia="等线" w:hAnsi="Times New Roman" w:cs="Times New Roman" w:hint="eastAsia"/>
+                <w:szCs w:val="21"/>
+              </w:rPr>
+              <w:t>doPost</w:t>
+            </w:r>
+            <w:proofErr w:type="spellEnd"/>
+            <w:r>
+              <w:rPr>
+                <w:rFonts w:ascii="Times New Roman" w:eastAsia="等线" w:hAnsi="Times New Roman" w:cs="Times New Roman" w:hint="eastAsia"/>
+                <w:szCs w:val="21"/>
+              </w:rPr>
+              <w:t xml:space="preserve"> </w:t>
+            </w:r>
+            <w:r>
+              <w:rPr>
+                <w:rFonts w:ascii="Times New Roman" w:eastAsia="等线" w:hAnsi="Times New Roman" w:cs="Times New Roman" w:hint="eastAsia"/>
+                <w:szCs w:val="21"/>
+              </w:rPr>
+              <w:t>方法来处理客户端请求。</w:t>
+            </w:r>
+          </w:p>
+          <w:p>
+            <w:pPr>
+              <w:tabs>
+                <w:tab w:val="left" w:pos="1956"/>
+              </w:tabs>
+              <w:spacing w:line="276" w:lineRule="auto"/>
+              <w:ind w:right="1123" w:firstLineChars="200" w:firstLine="420"/>
+              <w:rPr>
+                <w:rFonts w:ascii="Times New Roman" w:eastAsia="等线" w:hAnsi="Times New Roman" w:cs="Times New Roman"/>
+                <w:szCs w:val="21"/>
+              </w:rPr>
+            </w:pPr>
+            <w:r>
+              <w:rPr>
+                <w:rFonts w:ascii="Times New Roman" w:eastAsia="等线" w:hAnsi="Times New Roman" w:cs="Times New Roman" w:hint="eastAsia"/>
+                <w:szCs w:val="21"/>
+              </w:rPr>
+              <w:t>注解配置：学会了使用</w:t>
+            </w:r>
+            <w:r>
+              <w:rPr>
+                <w:rFonts w:ascii="Times New Roman" w:eastAsia="等线" w:hAnsi="Times New Roman" w:cs="Times New Roman" w:hint="eastAsia"/>
+                <w:szCs w:val="21"/>
+              </w:rPr>
+              <w:t xml:space="preserve"> @WebServlet </w:t>
+            </w:r>
+            <w:r>
+              <w:rPr>
+                <w:rFonts w:ascii="Times New Roman" w:eastAsia="等线" w:hAnsi="Times New Roman" w:cs="Times New Roman" w:hint="eastAsia"/>
+                <w:szCs w:val="21"/>
+              </w:rPr>
+              <w:t>注解来映射</w:t>
+            </w:r>
+            <w:r>
+              <w:rPr>
+                <w:rFonts w:ascii="Times New Roman" w:eastAsia="等线" w:hAnsi="Times New Roman" w:cs="Times New Roman" w:hint="eastAsia"/>
+                <w:szCs w:val="21"/>
+              </w:rPr>
+              <w:t>Servlet</w:t>
+            </w:r>
+            <w:r>
+              <w:rPr>
+                <w:rFonts w:ascii="Times New Roman" w:eastAsia="等线" w:hAnsi="Times New Roman" w:cs="Times New Roman" w:hint="eastAsia"/>
+                <w:szCs w:val="21"/>
+              </w:rPr>
+              <w:t>的访问路径，免去了传统</w:t>
+            </w:r>
+            <w:r>
+              <w:rPr>
+                <w:rFonts w:ascii="Times New Roman" w:eastAsia="等线" w:hAnsi="Times New Roman" w:cs="Times New Roman" w:hint="eastAsia"/>
+                <w:szCs w:val="21"/>
+              </w:rPr>
+              <w:t xml:space="preserve"> web.xml </w:t>
+            </w:r>
+            <w:r>
+              <w:rPr>
+                <w:rFonts w:ascii="Times New Roman" w:eastAsia="等线" w:hAnsi="Times New Roman" w:cs="Times New Roman" w:hint="eastAsia"/>
+                <w:szCs w:val="21"/>
+              </w:rPr>
+              <w:t>的繁琐配置。</w:t>
+            </w:r>
+          </w:p>
+          <w:p>
+            <w:pPr>
+              <w:tabs>
+                <w:tab w:val="left" w:pos="1956"/>
+              </w:tabs>
+              <w:spacing w:line="276" w:lineRule="auto"/>
+              <w:ind w:right="1123" w:firstLineChars="200" w:firstLine="420"/>
+              <w:rPr>
+                <w:rFonts w:ascii="Times New Roman" w:eastAsia="等线" w:hAnsi="Times New Roman" w:cs="Times New Roman"/>
+                <w:szCs w:val="21"/>
+              </w:rPr>
+            </w:pPr>
+            <w:r>
+              <w:rPr>
+                <w:rFonts w:ascii="Times New Roman" w:eastAsia="等线" w:hAnsi="Times New Roman" w:cs="Times New Roman" w:hint="eastAsia"/>
+                <w:szCs w:val="21"/>
+              </w:rPr>
+              <w:t>请求与响应处理：熟练使用了</w:t>
+            </w:r>
+            <w:r>
+              <w:rPr>
+                <w:rFonts w:ascii="Times New Roman" w:eastAsia="等线" w:hAnsi="Times New Roman" w:cs="Times New Roman" w:hint="eastAsia"/>
+                <w:szCs w:val="21"/>
+              </w:rPr>
+              <w:t xml:space="preserve"> </w:t>
+            </w:r>
+            <w:proofErr w:type="spellStart"/>
+            <w:r>
+              <w:rPr>
+                <w:rFonts w:ascii="Times New Roman" w:eastAsia="等线" w:hAnsi="Times New Roman" w:cs="Times New Roman" w:hint="eastAsia"/>
+                <w:szCs w:val="21"/>
+              </w:rPr>
+              <w:t>HttpServletRequest</w:t>
+            </w:r>
+            <w:proofErr w:type="spellEnd"/>
+            <w:r>
+              <w:rPr>
+                <w:rFonts w:ascii="Times New Roman" w:eastAsia="等线" w:hAnsi="Times New Roman" w:cs="Times New Roman" w:hint="eastAsia"/>
+                <w:szCs w:val="21"/>
+              </w:rPr>
+              <w:t xml:space="preserve"> </w:t>
+            </w:r>
+            <w:r>
+              <w:rPr>
+                <w:rFonts w:ascii="Times New Roman" w:eastAsia="等线" w:hAnsi="Times New Roman" w:cs="Times New Roman" w:hint="eastAsia"/>
+                <w:szCs w:val="21"/>
+              </w:rPr>
+              <w:t>的</w:t>
+            </w:r>
+            <w:r>
+              <w:rPr>
+                <w:rFonts w:ascii="Times New Roman" w:eastAsia="等线" w:hAnsi="Times New Roman" w:cs="Times New Roman" w:hint="eastAsia"/>
+                <w:szCs w:val="21"/>
+              </w:rPr>
+              <w:t xml:space="preserve"> </w:t>
+            </w:r>
+            <w:proofErr w:type="spellStart"/>
+            <w:r>
+              <w:rPr>
+                <w:rFonts w:ascii="Times New Roman" w:eastAsia="等线" w:hAnsi="Times New Roman" w:cs="Times New Roman" w:hint="eastAsia"/>
+                <w:szCs w:val="21"/>
+              </w:rPr>
+              <w:t>getParameter</w:t>
+            </w:r>
+            <w:proofErr w:type="spellEnd"/>
+            <w:r>
+              <w:rPr>
+                <w:rFonts w:ascii="Times New Roman" w:eastAsia="等线" w:hAnsi="Times New Roman" w:cs="Times New Roman" w:hint="eastAsia"/>
+                <w:szCs w:val="21"/>
+              </w:rPr>
+              <w:t xml:space="preserve">() </w:t>
+            </w:r>
+            <w:r>
+              <w:rPr>
+                <w:rFonts w:ascii="Times New Roman" w:eastAsia="等线" w:hAnsi="Times New Roman" w:cs="Times New Roman" w:hint="eastAsia"/>
+                <w:szCs w:val="21"/>
+              </w:rPr>
+              <w:t>方法获取表单提交的数据，并利用</w:t>
+            </w:r>
+            <w:r>
+              <w:rPr>
+                <w:rFonts w:ascii="Times New Roman" w:eastAsia="等线" w:hAnsi="Times New Roman" w:cs="Times New Roman" w:hint="eastAsia"/>
+                <w:szCs w:val="21"/>
+              </w:rPr>
+              <w:t xml:space="preserve"> </w:t>
+            </w:r>
+            <w:proofErr w:type="spellStart"/>
+            <w:r>
+              <w:rPr>
+                <w:rFonts w:ascii="Times New Roman" w:eastAsia="等线" w:hAnsi="Times New Roman" w:cs="Times New Roman" w:hint="eastAsia"/>
+                <w:szCs w:val="21"/>
+              </w:rPr>
+              <w:t>HttpServletResponse</w:t>
+            </w:r>
+            <w:proofErr w:type="spellEnd"/>
+            <w:r>
+              <w:rPr>
+                <w:rFonts w:ascii="Times New Roman" w:eastAsia="等线" w:hAnsi="Times New Roman" w:cs="Times New Roman" w:hint="eastAsia"/>
+                <w:szCs w:val="21"/>
+              </w:rPr>
+              <w:t xml:space="preserve"> </w:t>
+            </w:r>
+            <w:r>
+              <w:rPr>
+                <w:rFonts w:ascii="Times New Roman" w:eastAsia="等线" w:hAnsi="Times New Roman" w:cs="Times New Roman" w:hint="eastAsia"/>
+                <w:szCs w:val="21"/>
+              </w:rPr>
+              <w:t>的</w:t>
+            </w:r>
+            <w:r>
+              <w:rPr>
+                <w:rFonts w:ascii="Times New Roman" w:eastAsia="等线" w:hAnsi="Times New Roman" w:cs="Times New Roman" w:hint="eastAsia"/>
+                <w:szCs w:val="21"/>
+              </w:rPr>
+              <w:t xml:space="preserve"> </w:t>
+            </w:r>
+            <w:proofErr w:type="spellStart"/>
+            <w:r>
+              <w:rPr>
+                <w:rFonts w:ascii="Times New Roman" w:eastAsia="等线" w:hAnsi="Times New Roman" w:cs="Times New Roman" w:hint="eastAsia"/>
+                <w:szCs w:val="21"/>
+              </w:rPr>
+              <w:t>PrintWriter</w:t>
+            </w:r>
+            <w:proofErr w:type="spellEnd"/>
+            <w:r>
+              <w:rPr>
+                <w:rFonts w:ascii="Times New Roman" w:eastAsia="等线" w:hAnsi="Times New Roman" w:cs="Times New Roman" w:hint="eastAsia"/>
+                <w:szCs w:val="21"/>
+              </w:rPr>
+              <w:t xml:space="preserve"> </w:t>
+            </w:r>
+            <w:r>
+              <w:rPr>
+                <w:rFonts w:ascii="Times New Roman" w:eastAsia="等线" w:hAnsi="Times New Roman" w:cs="Times New Roman" w:hint="eastAsia"/>
+                <w:szCs w:val="21"/>
+              </w:rPr>
+              <w:t>对象向浏览器动态输出</w:t>
+            </w:r>
+            <w:r>
+              <w:rPr>
+                <w:rFonts w:ascii="Times New Roman" w:eastAsia="等线" w:hAnsi="Times New Roman" w:cs="Times New Roman" w:hint="eastAsia"/>
+                <w:szCs w:val="21"/>
+              </w:rPr>
+              <w:t>HTML</w:t>
+            </w:r>
+            <w:r>
+              <w:rPr>
+                <w:rFonts w:ascii="Times New Roman" w:eastAsia="等线" w:hAnsi="Times New Roman" w:cs="Times New Roman" w:hint="eastAsia"/>
+                <w:szCs w:val="21"/>
+              </w:rPr>
+              <w:t>页面。</w:t>
+            </w:r>
+          </w:p>
+          <w:p>
+            <w:pPr>
+              <w:tabs>
+                <w:tab w:val="left" w:pos="1956"/>
+              </w:tabs>
+              <w:spacing w:line="276" w:lineRule="auto"/>
+              <w:ind w:right="1123" w:firstLineChars="200" w:firstLine="420"/>
+              <w:rPr>
+                <w:rFonts w:ascii="Times New Roman" w:eastAsia="等线" w:hAnsi="Times New Roman" w:cs="Times New Roman"/>
+                <w:szCs w:val="21"/>
+              </w:rPr>
+            </w:pPr>
+            <w:r>
+              <w:rPr>
+                <w:rFonts w:ascii="Times New Roman" w:eastAsia="等线" w:hAnsi="Times New Roman" w:cs="Times New Roman" w:hint="eastAsia"/>
+                <w:szCs w:val="21"/>
+              </w:rPr>
+              <w:t>中文乱码处理：掌握了在请求和响应中通过</w:t>
+            </w:r>
+            <w:r>
+              <w:rPr>
+                <w:rFonts w:ascii="Times New Roman" w:eastAsia="等线" w:hAnsi="Times New Roman" w:cs="Times New Roman" w:hint="eastAsia"/>
+                <w:szCs w:val="21"/>
+              </w:rPr>
+              <w:t xml:space="preserve"> </w:t>
+            </w:r>
+            <w:proofErr w:type="spellStart"/>
+            <w:r>
+              <w:rPr>
+                <w:rFonts w:ascii="Times New Roman" w:eastAsia="等线" w:hAnsi="Times New Roman" w:cs="Times New Roman" w:hint="eastAsia"/>
+                <w:szCs w:val="21"/>
+              </w:rPr>
+              <w:t>setCharacterEncoding</w:t>
+            </w:r>
+            <w:proofErr w:type="spellEnd"/>
+            <w:r>
+              <w:rPr>
+                <w:rFonts w:ascii="Times New Roman" w:eastAsia="等线" w:hAnsi="Times New Roman" w:cs="Times New Roman" w:hint="eastAsia"/>
+                <w:szCs w:val="21"/>
+              </w:rPr>
+              <w:t xml:space="preserve">("UTF-8") </w:t>
+            </w:r>
+            <w:r>
+              <w:rPr>
+                <w:rFonts w:ascii="Times New Roman" w:eastAsia="等线" w:hAnsi="Times New Roman" w:cs="Times New Roman" w:hint="eastAsia"/>
+                <w:szCs w:val="21"/>
+              </w:rPr>
+              <w:t>和</w:t>
+            </w:r>
+            <w:r>
+              <w:rPr>
+                <w:rFonts w:ascii="Times New Roman" w:eastAsia="等线" w:hAnsi="Times New Roman" w:cs="Times New Roman" w:hint="eastAsia"/>
+                <w:szCs w:val="21"/>
+              </w:rPr>
+              <w:t xml:space="preserve"> </w:t>
+            </w:r>
+            <w:proofErr w:type="spellStart"/>
+            <w:r>
+              <w:rPr>
+                <w:rFonts w:ascii="Times New Roman" w:eastAsia="等线" w:hAnsi="Times New Roman" w:cs="Times New Roman" w:hint="eastAsia"/>
+                <w:szCs w:val="21"/>
+              </w:rPr>
+              <w:t>setContentType</w:t>
+            </w:r>
+            <w:proofErr w:type="spellEnd"/>
+            <w:r>
+              <w:rPr>
+                <w:rFonts w:ascii="Times New Roman" w:eastAsia="等线" w:hAnsi="Times New Roman" w:cs="Times New Roman" w:hint="eastAsia"/>
+                <w:szCs w:val="21"/>
+              </w:rPr>
+              <w:t>("text/</w:t>
+            </w:r>
+            <w:proofErr w:type="spellStart"/>
+            <w:r>
+              <w:rPr>
+                <w:rFonts w:ascii="Times New Roman" w:eastAsia="等线" w:hAnsi="Times New Roman" w:cs="Times New Roman" w:hint="eastAsia"/>
+                <w:szCs w:val="21"/>
+              </w:rPr>
+              <w:t>html;charset</w:t>
+            </w:r>
+            <w:proofErr w:type="spellEnd"/>
+            <w:r>
+              <w:rPr>
+                <w:rFonts w:ascii="Times New Roman" w:eastAsia="等线" w:hAnsi="Times New Roman" w:cs="Times New Roman" w:hint="eastAsia"/>
+                <w:szCs w:val="21"/>
+              </w:rPr>
+              <w:t xml:space="preserve">=UTF-8") </w:t>
+            </w:r>
+            <w:r>
+              <w:rPr>
+                <w:rFonts w:ascii="Times New Roman" w:eastAsia="等线" w:hAnsi="Times New Roman" w:cs="Times New Roman" w:hint="eastAsia"/>
+                <w:szCs w:val="21"/>
+              </w:rPr>
+              <w:t>来彻底解决前端与后端</w:t>
+            </w:r>
+            <w:proofErr w:type="gramStart"/>
+            <w:r>
+              <w:rPr>
+                <w:rFonts w:ascii="Times New Roman" w:eastAsia="等线" w:hAnsi="Times New Roman" w:cs="Times New Roman" w:hint="eastAsia"/>
+                <w:szCs w:val="21"/>
+              </w:rPr>
+              <w:t>交互时</w:t>
+            </w:r>
+            <w:proofErr w:type="gramEnd"/>
+            <w:r>
+              <w:rPr>
+                <w:rFonts w:ascii="Times New Roman" w:eastAsia="等线" w:hAnsi="Times New Roman" w:cs="Times New Roman" w:hint="eastAsia"/>
+                <w:szCs w:val="21"/>
+              </w:rPr>
+              <w:t>的中文乱码问题。</w:t>
+            </w:r>
+          </w:p>
+          <w:p>
+            <w:pPr>
+              <w:tabs>
+                <w:tab w:val="left" w:pos="1956"/>
+              </w:tabs>
+              <w:spacing w:line="276" w:lineRule="auto"/>
+              <w:ind w:right="1123" w:firstLineChars="200" w:firstLine="420"/>
+              <w:rPr>
+                <w:rFonts w:ascii="Times New Roman" w:eastAsia="等线" w:hAnsi="Times New Roman" w:cs="Times New Roman"/>
                 <w:szCs w:val="21"/>
               </w:rPr>
             </w:pPr>
@@ -6742,7 +7211,7 @@
               <w:spacing w:line="276" w:lineRule="auto"/>
               <w:ind w:right="1123" w:firstLineChars="200" w:firstLine="420"/>
               <w:rPr>
-                <w:rFonts w:ascii="Times New Roman" w:eastAsia="等线" w:hAnsi="Times New Roman" w:cs="Times New Roman" w:hint="eastAsia"/>
+                <w:rFonts w:ascii="Times New Roman" w:eastAsia="等线" w:hAnsi="Times New Roman" w:cs="Times New Roman"/>
                 <w:szCs w:val="21"/>
               </w:rPr>
             </w:pPr>
@@ -6751,106 +7220,14 @@
                 <w:rFonts w:ascii="Times New Roman" w:eastAsia="等线" w:hAnsi="Times New Roman" w:cs="Times New Roman" w:hint="eastAsia"/>
                 <w:szCs w:val="21"/>
               </w:rPr>
-              <w:t>Servlet</w:t>
-            </w:r>
-            <w:r>
-              <w:rPr>
-                <w:rFonts w:ascii="Times New Roman" w:eastAsia="等线" w:hAnsi="Times New Roman" w:cs="Times New Roman" w:hint="eastAsia"/>
-                <w:szCs w:val="21"/>
-              </w:rPr>
-              <w:t>基础开发：掌握了通过继承</w:t>
-            </w:r>
-            <w:r>
-              <w:rPr>
-                <w:rFonts w:ascii="Times New Roman" w:eastAsia="等线" w:hAnsi="Times New Roman" w:cs="Times New Roman" w:hint="eastAsia"/>
-                <w:szCs w:val="21"/>
-              </w:rPr>
-              <w:t xml:space="preserve"> </w:t>
-            </w:r>
-            <w:proofErr w:type="spellStart"/>
-            <w:r>
-              <w:rPr>
-                <w:rFonts w:ascii="Times New Roman" w:eastAsia="等线" w:hAnsi="Times New Roman" w:cs="Times New Roman" w:hint="eastAsia"/>
-                <w:szCs w:val="21"/>
-              </w:rPr>
-              <w:t>HttpServlet</w:t>
-            </w:r>
-            <w:proofErr w:type="spellEnd"/>
-            <w:r>
-              <w:rPr>
-                <w:rFonts w:ascii="Times New Roman" w:eastAsia="等线" w:hAnsi="Times New Roman" w:cs="Times New Roman" w:hint="eastAsia"/>
-                <w:szCs w:val="21"/>
-              </w:rPr>
-              <w:t xml:space="preserve"> </w:t>
-            </w:r>
-            <w:proofErr w:type="gramStart"/>
-            <w:r>
-              <w:rPr>
-                <w:rFonts w:ascii="Times New Roman" w:eastAsia="等线" w:hAnsi="Times New Roman" w:cs="Times New Roman" w:hint="eastAsia"/>
-                <w:szCs w:val="21"/>
-              </w:rPr>
-              <w:t>类并重写</w:t>
-            </w:r>
-            <w:proofErr w:type="gramEnd"/>
-            <w:r>
-              <w:rPr>
-                <w:rFonts w:ascii="Times New Roman" w:eastAsia="等线" w:hAnsi="Times New Roman" w:cs="Times New Roman" w:hint="eastAsia"/>
-                <w:szCs w:val="21"/>
-              </w:rPr>
-              <w:t xml:space="preserve"> </w:t>
-            </w:r>
-            <w:proofErr w:type="spellStart"/>
-            <w:r>
-              <w:rPr>
-                <w:rFonts w:ascii="Times New Roman" w:eastAsia="等线" w:hAnsi="Times New Roman" w:cs="Times New Roman" w:hint="eastAsia"/>
-                <w:szCs w:val="21"/>
-              </w:rPr>
-              <w:t>doGet</w:t>
-            </w:r>
-            <w:proofErr w:type="spellEnd"/>
-            <w:r>
-              <w:rPr>
-                <w:rFonts w:ascii="Times New Roman" w:eastAsia="等线" w:hAnsi="Times New Roman" w:cs="Times New Roman" w:hint="eastAsia"/>
-                <w:szCs w:val="21"/>
-              </w:rPr>
-              <w:t xml:space="preserve"> </w:t>
-            </w:r>
-            <w:r>
-              <w:rPr>
-                <w:rFonts w:ascii="Times New Roman" w:eastAsia="等线" w:hAnsi="Times New Roman" w:cs="Times New Roman" w:hint="eastAsia"/>
-                <w:szCs w:val="21"/>
-              </w:rPr>
-              <w:t>和</w:t>
-            </w:r>
-            <w:r>
-              <w:rPr>
-                <w:rFonts w:ascii="Times New Roman" w:eastAsia="等线" w:hAnsi="Times New Roman" w:cs="Times New Roman" w:hint="eastAsia"/>
-                <w:szCs w:val="21"/>
-              </w:rPr>
-              <w:t xml:space="preserve"> </w:t>
-            </w:r>
-            <w:proofErr w:type="spellStart"/>
-            <w:r>
-              <w:rPr>
-                <w:rFonts w:ascii="Times New Roman" w:eastAsia="等线" w:hAnsi="Times New Roman" w:cs="Times New Roman" w:hint="eastAsia"/>
-                <w:szCs w:val="21"/>
-              </w:rPr>
-              <w:t>doPost</w:t>
-            </w:r>
-            <w:proofErr w:type="spellEnd"/>
-            <w:r>
-              <w:rPr>
-                <w:rFonts w:ascii="Times New Roman" w:eastAsia="等线" w:hAnsi="Times New Roman" w:cs="Times New Roman" w:hint="eastAsia"/>
-                <w:szCs w:val="21"/>
-              </w:rPr>
-              <w:t xml:space="preserve"> </w:t>
-            </w:r>
-            <w:r>
-              <w:rPr>
-                <w:rFonts w:ascii="Times New Roman" w:eastAsia="等线" w:hAnsi="Times New Roman" w:cs="Times New Roman" w:hint="eastAsia"/>
-                <w:szCs w:val="21"/>
-              </w:rPr>
-              <w:t>方法来处理客户端请求。</w:t>
+              <w:t>2</w:t>
+            </w:r>
+            <w:r>
+              <w:rPr>
+                <w:rFonts w:ascii="Times New Roman" w:eastAsia="等线" w:hAnsi="Times New Roman" w:cs="Times New Roman" w:hint="eastAsia"/>
+                <w:szCs w:val="21"/>
+              </w:rPr>
+              <w:t>）编程能力提升及体现：</w:t>
             </w:r>
           </w:p>
           <w:p>
@@ -6861,10 +7238,17 @@
               <w:spacing w:line="276" w:lineRule="auto"/>
               <w:ind w:right="1123" w:firstLineChars="200" w:firstLine="420"/>
               <w:rPr>
-                <w:rFonts w:ascii="Times New Roman" w:eastAsia="等线" w:hAnsi="Times New Roman" w:cs="Times New Roman" w:hint="eastAsia"/>
+                <w:rFonts w:ascii="Times New Roman" w:eastAsia="等线" w:hAnsi="Times New Roman" w:cs="Times New Roman"/>
                 <w:szCs w:val="21"/>
               </w:rPr>
             </w:pPr>
+            <w:r>
+              <w:rPr>
+                <w:rFonts w:ascii="Times New Roman" w:eastAsia="等线" w:hAnsi="Times New Roman" w:cs="Times New Roman" w:hint="eastAsia"/>
+                <w:szCs w:val="21"/>
+              </w:rPr>
+              <w:t>本次实验对我的编程逻辑能力和前后端联调能力有明显提升，主要体现在：</w:t>
+            </w:r>
           </w:p>
           <w:p>
             <w:pPr>
@@ -6874,7 +7258,7 @@
               <w:spacing w:line="276" w:lineRule="auto"/>
               <w:ind w:right="1123" w:firstLineChars="200" w:firstLine="420"/>
               <w:rPr>
-                <w:rFonts w:ascii="Times New Roman" w:eastAsia="等线" w:hAnsi="Times New Roman" w:cs="Times New Roman" w:hint="eastAsia"/>
+                <w:rFonts w:ascii="Times New Roman" w:eastAsia="等线" w:hAnsi="Times New Roman" w:cs="Times New Roman"/>
                 <w:szCs w:val="21"/>
               </w:rPr>
             </w:pPr>
@@ -6883,49 +7267,65 @@
                 <w:rFonts w:ascii="Times New Roman" w:eastAsia="等线" w:hAnsi="Times New Roman" w:cs="Times New Roman" w:hint="eastAsia"/>
                 <w:szCs w:val="21"/>
               </w:rPr>
-              <w:t>注解配置：学会了使用</w:t>
-            </w:r>
-            <w:r>
-              <w:rPr>
-                <w:rFonts w:ascii="Times New Roman" w:eastAsia="等线" w:hAnsi="Times New Roman" w:cs="Times New Roman" w:hint="eastAsia"/>
-                <w:szCs w:val="21"/>
-              </w:rPr>
-              <w:t xml:space="preserve"> @WebServlet </w:t>
-            </w:r>
-            <w:r>
-              <w:rPr>
-                <w:rFonts w:ascii="Times New Roman" w:eastAsia="等线" w:hAnsi="Times New Roman" w:cs="Times New Roman" w:hint="eastAsia"/>
-                <w:szCs w:val="21"/>
-              </w:rPr>
-              <w:t>注解来映射</w:t>
-            </w:r>
-            <w:r>
-              <w:rPr>
-                <w:rFonts w:ascii="Times New Roman" w:eastAsia="等线" w:hAnsi="Times New Roman" w:cs="Times New Roman" w:hint="eastAsia"/>
-                <w:szCs w:val="21"/>
-              </w:rPr>
-              <w:t>Servlet</w:t>
-            </w:r>
-            <w:r>
-              <w:rPr>
-                <w:rFonts w:ascii="Times New Roman" w:eastAsia="等线" w:hAnsi="Times New Roman" w:cs="Times New Roman" w:hint="eastAsia"/>
-                <w:szCs w:val="21"/>
-              </w:rPr>
-              <w:t>的访问路径，免去了传统</w:t>
-            </w:r>
-            <w:r>
-              <w:rPr>
-                <w:rFonts w:ascii="Times New Roman" w:eastAsia="等线" w:hAnsi="Times New Roman" w:cs="Times New Roman" w:hint="eastAsia"/>
-                <w:szCs w:val="21"/>
-              </w:rPr>
-              <w:t xml:space="preserve"> web.xml </w:t>
-            </w:r>
-            <w:r>
-              <w:rPr>
-                <w:rFonts w:ascii="Times New Roman" w:eastAsia="等线" w:hAnsi="Times New Roman" w:cs="Times New Roman" w:hint="eastAsia"/>
-                <w:szCs w:val="21"/>
-              </w:rPr>
-              <w:t>的繁琐配置。</w:t>
+              <w:t>业务逻辑实现：在</w:t>
+            </w:r>
+            <w:r>
+              <w:rPr>
+                <w:rFonts w:ascii="Times New Roman" w:eastAsia="等线" w:hAnsi="Times New Roman" w:cs="Times New Roman" w:hint="eastAsia"/>
+                <w:szCs w:val="21"/>
+              </w:rPr>
+              <w:t xml:space="preserve"> </w:t>
+            </w:r>
+            <w:proofErr w:type="spellStart"/>
+            <w:r>
+              <w:rPr>
+                <w:rFonts w:ascii="Times New Roman" w:eastAsia="等线" w:hAnsi="Times New Roman" w:cs="Times New Roman" w:hint="eastAsia"/>
+                <w:szCs w:val="21"/>
+              </w:rPr>
+              <w:t>UserLoginServlet</w:t>
+            </w:r>
+            <w:proofErr w:type="spellEnd"/>
+            <w:r>
+              <w:rPr>
+                <w:rFonts w:ascii="Times New Roman" w:eastAsia="等线" w:hAnsi="Times New Roman" w:cs="Times New Roman" w:hint="eastAsia"/>
+                <w:szCs w:val="21"/>
+              </w:rPr>
+              <w:t xml:space="preserve"> </w:t>
+            </w:r>
+            <w:r>
+              <w:rPr>
+                <w:rFonts w:ascii="Times New Roman" w:eastAsia="等线" w:hAnsi="Times New Roman" w:cs="Times New Roman" w:hint="eastAsia"/>
+                <w:szCs w:val="21"/>
+              </w:rPr>
+              <w:t>中，通过</w:t>
+            </w:r>
+            <w:r>
+              <w:rPr>
+                <w:rFonts w:ascii="Times New Roman" w:eastAsia="等线" w:hAnsi="Times New Roman" w:cs="Times New Roman" w:hint="eastAsia"/>
+                <w:szCs w:val="21"/>
+              </w:rPr>
+              <w:t xml:space="preserve"> if-else </w:t>
+            </w:r>
+            <w:r>
+              <w:rPr>
+                <w:rFonts w:ascii="Times New Roman" w:eastAsia="等线" w:hAnsi="Times New Roman" w:cs="Times New Roman" w:hint="eastAsia"/>
+                <w:szCs w:val="21"/>
+              </w:rPr>
+              <w:t>逻辑成功实现了账号密码固定为</w:t>
+            </w:r>
+            <w:r>
+              <w:rPr>
+                <w:rFonts w:ascii="Times New Roman" w:eastAsia="等线" w:hAnsi="Times New Roman" w:cs="Times New Roman" w:hint="eastAsia"/>
+                <w:szCs w:val="21"/>
+              </w:rPr>
+              <w:t xml:space="preserve"> admin/123456 </w:t>
+            </w:r>
+            <w:r>
+              <w:rPr>
+                <w:rFonts w:ascii="Times New Roman" w:eastAsia="等线" w:hAnsi="Times New Roman" w:cs="Times New Roman" w:hint="eastAsia"/>
+                <w:szCs w:val="21"/>
+              </w:rPr>
+              <w:t>的校验，并根据结果输出不同的提示页面，增强了代码的业务处理能力。</w:t>
             </w:r>
           </w:p>
           <w:p>
@@ -6936,10 +7336,115 @@
               <w:spacing w:line="276" w:lineRule="auto"/>
               <w:ind w:right="1123" w:firstLineChars="200" w:firstLine="420"/>
               <w:rPr>
-                <w:rFonts w:ascii="Times New Roman" w:eastAsia="等线" w:hAnsi="Times New Roman" w:cs="Times New Roman" w:hint="eastAsia"/>
+                <w:rFonts w:ascii="Times New Roman" w:eastAsia="等线" w:hAnsi="Times New Roman" w:cs="Times New Roman"/>
                 <w:szCs w:val="21"/>
               </w:rPr>
             </w:pPr>
+            <w:r>
+              <w:rPr>
+                <w:rFonts w:ascii="Times New Roman" w:eastAsia="等线" w:hAnsi="Times New Roman" w:cs="Times New Roman" w:hint="eastAsia"/>
+                <w:szCs w:val="21"/>
+              </w:rPr>
+              <w:t>前后端数据流转认知：彻底理解了</w:t>
+            </w:r>
+            <w:r>
+              <w:rPr>
+                <w:rFonts w:ascii="Times New Roman" w:eastAsia="等线" w:hAnsi="Times New Roman" w:cs="Times New Roman" w:hint="eastAsia"/>
+                <w:szCs w:val="21"/>
+              </w:rPr>
+              <w:t>HTML</w:t>
+            </w:r>
+            <w:r>
+              <w:rPr>
+                <w:rFonts w:ascii="Times New Roman" w:eastAsia="等线" w:hAnsi="Times New Roman" w:cs="Times New Roman" w:hint="eastAsia"/>
+                <w:szCs w:val="21"/>
+              </w:rPr>
+              <w:t>表单的</w:t>
+            </w:r>
+            <w:r>
+              <w:rPr>
+                <w:rFonts w:ascii="Times New Roman" w:eastAsia="等线" w:hAnsi="Times New Roman" w:cs="Times New Roman" w:hint="eastAsia"/>
+                <w:szCs w:val="21"/>
+              </w:rPr>
+              <w:t xml:space="preserve"> action </w:t>
+            </w:r>
+            <w:r>
+              <w:rPr>
+                <w:rFonts w:ascii="Times New Roman" w:eastAsia="等线" w:hAnsi="Times New Roman" w:cs="Times New Roman" w:hint="eastAsia"/>
+                <w:szCs w:val="21"/>
+              </w:rPr>
+              <w:t>和</w:t>
+            </w:r>
+            <w:r>
+              <w:rPr>
+                <w:rFonts w:ascii="Times New Roman" w:eastAsia="等线" w:hAnsi="Times New Roman" w:cs="Times New Roman" w:hint="eastAsia"/>
+                <w:szCs w:val="21"/>
+              </w:rPr>
+              <w:t xml:space="preserve"> method </w:t>
+            </w:r>
+            <w:r>
+              <w:rPr>
+                <w:rFonts w:ascii="Times New Roman" w:eastAsia="等线" w:hAnsi="Times New Roman" w:cs="Times New Roman" w:hint="eastAsia"/>
+                <w:szCs w:val="21"/>
+              </w:rPr>
+              <w:t>属性如何与</w:t>
+            </w:r>
+            <w:r>
+              <w:rPr>
+                <w:rFonts w:ascii="Times New Roman" w:eastAsia="等线" w:hAnsi="Times New Roman" w:cs="Times New Roman" w:hint="eastAsia"/>
+                <w:szCs w:val="21"/>
+              </w:rPr>
+              <w:t>Servlet</w:t>
+            </w:r>
+            <w:r>
+              <w:rPr>
+                <w:rFonts w:ascii="Times New Roman" w:eastAsia="等线" w:hAnsi="Times New Roman" w:cs="Times New Roman" w:hint="eastAsia"/>
+                <w:szCs w:val="21"/>
+              </w:rPr>
+              <w:t>的映射路径相呼应，初步体会了</w:t>
+            </w:r>
+            <w:r>
+              <w:rPr>
+                <w:rFonts w:ascii="Times New Roman" w:eastAsia="等线" w:hAnsi="Times New Roman" w:cs="Times New Roman" w:hint="eastAsia"/>
+                <w:szCs w:val="21"/>
+              </w:rPr>
+              <w:t>B/S</w:t>
+            </w:r>
+            <w:r>
+              <w:rPr>
+                <w:rFonts w:ascii="Times New Roman" w:eastAsia="等线" w:hAnsi="Times New Roman" w:cs="Times New Roman" w:hint="eastAsia"/>
+                <w:szCs w:val="21"/>
+              </w:rPr>
+              <w:t>架构中“浏览器发送请求</w:t>
+            </w:r>
+            <w:r>
+              <w:rPr>
+                <w:rFonts w:ascii="Times New Roman" w:eastAsia="等线" w:hAnsi="Times New Roman" w:cs="Times New Roman" w:hint="eastAsia"/>
+                <w:szCs w:val="21"/>
+              </w:rPr>
+              <w:t xml:space="preserve"> -&gt; </w:t>
+            </w:r>
+            <w:r>
+              <w:rPr>
+                <w:rFonts w:ascii="Times New Roman" w:eastAsia="等线" w:hAnsi="Times New Roman" w:cs="Times New Roman" w:hint="eastAsia"/>
+                <w:szCs w:val="21"/>
+              </w:rPr>
+              <w:t>服务器接收处理</w:t>
+            </w:r>
+            <w:r>
+              <w:rPr>
+                <w:rFonts w:ascii="Times New Roman" w:eastAsia="等线" w:hAnsi="Times New Roman" w:cs="Times New Roman" w:hint="eastAsia"/>
+                <w:szCs w:val="21"/>
+              </w:rPr>
+              <w:t xml:space="preserve"> -&gt; </w:t>
+            </w:r>
+            <w:r>
+              <w:rPr>
+                <w:rFonts w:ascii="Times New Roman" w:eastAsia="等线" w:hAnsi="Times New Roman" w:cs="Times New Roman" w:hint="eastAsia"/>
+                <w:szCs w:val="21"/>
+              </w:rPr>
+              <w:t>返回响应数据”的完整闭环。</w:t>
+            </w:r>
           </w:p>
           <w:p>
             <w:pPr>
@@ -6949,7 +7454,7 @@
               <w:spacing w:line="276" w:lineRule="auto"/>
               <w:ind w:right="1123" w:firstLineChars="200" w:firstLine="420"/>
               <w:rPr>
-                <w:rFonts w:ascii="Times New Roman" w:eastAsia="等线" w:hAnsi="Times New Roman" w:cs="Times New Roman" w:hint="eastAsia"/>
+                <w:rFonts w:ascii="Times New Roman" w:eastAsia="等线" w:hAnsi="Times New Roman" w:cs="Times New Roman"/>
                 <w:szCs w:val="21"/>
               </w:rPr>
             </w:pPr>
@@ -6958,7 +7463,7 @@
                 <w:rFonts w:ascii="Times New Roman" w:eastAsia="等线" w:hAnsi="Times New Roman" w:cs="Times New Roman" w:hint="eastAsia"/>
                 <w:szCs w:val="21"/>
               </w:rPr>
-              <w:t>请求与响应处理：熟练使用了</w:t>
+              <w:t>调试与排错能力：在开发</w:t>
             </w:r>
             <w:r>
               <w:rPr>
@@ -6973,7 +7478,7 @@
                 <w:rFonts w:ascii="Times New Roman" w:eastAsia="等线" w:hAnsi="Times New Roman" w:cs="Times New Roman" w:hint="eastAsia"/>
                 <w:szCs w:val="21"/>
               </w:rPr>
-              <w:t>HttpServletRequest</w:t>
+              <w:t>UserRegServlet</w:t>
             </w:r>
             <w:proofErr w:type="spellEnd"/>
             <w:r>
@@ -6988,7 +7493,7 @@
                 <w:rFonts w:ascii="Times New Roman" w:eastAsia="等线" w:hAnsi="Times New Roman" w:cs="Times New Roman" w:hint="eastAsia"/>
                 <w:szCs w:val="21"/>
               </w:rPr>
-              <w:t>的</w:t>
+              <w:t>时，通过后台</w:t>
             </w:r>
             <w:r>
               <w:rPr>
@@ -7003,23 +7508,9 @@
                 <w:rFonts w:ascii="Times New Roman" w:eastAsia="等线" w:hAnsi="Times New Roman" w:cs="Times New Roman" w:hint="eastAsia"/>
                 <w:szCs w:val="21"/>
               </w:rPr>
-              <w:t>getParameter</w:t>
-            </w:r>
-            <w:proofErr w:type="spellEnd"/>
-            <w:r>
-              <w:rPr>
-                <w:rFonts w:ascii="Times New Roman" w:eastAsia="等线" w:hAnsi="Times New Roman" w:cs="Times New Roman" w:hint="eastAsia"/>
-                <w:szCs w:val="21"/>
-              </w:rPr>
-              <w:t xml:space="preserve">() </w:t>
-            </w:r>
-            <w:r>
-              <w:rPr>
-                <w:rFonts w:ascii="Times New Roman" w:eastAsia="等线" w:hAnsi="Times New Roman" w:cs="Times New Roman" w:hint="eastAsia"/>
-                <w:szCs w:val="21"/>
-              </w:rPr>
-              <w:t>方法获取表单提交的数据，并利用</w:t>
-            </w:r>
+              <w:t>System.out.println</w:t>
+            </w:r>
+            <w:proofErr w:type="spellEnd"/>
             <w:r>
               <w:rPr>
                 <w:rFonts w:ascii="Times New Roman" w:eastAsia="等线" w:hAnsi="Times New Roman" w:cs="Times New Roman" w:hint="eastAsia"/>
@@ -7027,72 +7518,26 @@
               </w:rPr>
               <w:t xml:space="preserve"> </w:t>
             </w:r>
-            <w:proofErr w:type="spellStart"/>
-            <w:r>
-              <w:rPr>
-                <w:rFonts w:ascii="Times New Roman" w:eastAsia="等线" w:hAnsi="Times New Roman" w:cs="Times New Roman" w:hint="eastAsia"/>
-                <w:szCs w:val="21"/>
-              </w:rPr>
-              <w:t>HttpServletResponse</w:t>
-            </w:r>
-            <w:proofErr w:type="spellEnd"/>
-            <w:r>
-              <w:rPr>
-                <w:rFonts w:ascii="Times New Roman" w:eastAsia="等线" w:hAnsi="Times New Roman" w:cs="Times New Roman" w:hint="eastAsia"/>
-                <w:szCs w:val="21"/>
-              </w:rPr>
-              <w:t xml:space="preserve"> </w:t>
-            </w:r>
-            <w:r>
-              <w:rPr>
-                <w:rFonts w:ascii="Times New Roman" w:eastAsia="等线" w:hAnsi="Times New Roman" w:cs="Times New Roman" w:hint="eastAsia"/>
-                <w:szCs w:val="21"/>
-              </w:rPr>
-              <w:t>的</w:t>
-            </w:r>
-            <w:r>
-              <w:rPr>
-                <w:rFonts w:ascii="Times New Roman" w:eastAsia="等线" w:hAnsi="Times New Roman" w:cs="Times New Roman" w:hint="eastAsia"/>
-                <w:szCs w:val="21"/>
-              </w:rPr>
-              <w:t xml:space="preserve"> </w:t>
-            </w:r>
-            <w:proofErr w:type="spellStart"/>
-            <w:r>
-              <w:rPr>
-                <w:rFonts w:ascii="Times New Roman" w:eastAsia="等线" w:hAnsi="Times New Roman" w:cs="Times New Roman" w:hint="eastAsia"/>
-                <w:szCs w:val="21"/>
-              </w:rPr>
-              <w:t>PrintWriter</w:t>
-            </w:r>
-            <w:proofErr w:type="spellEnd"/>
-            <w:r>
-              <w:rPr>
-                <w:rFonts w:ascii="Times New Roman" w:eastAsia="等线" w:hAnsi="Times New Roman" w:cs="Times New Roman" w:hint="eastAsia"/>
-                <w:szCs w:val="21"/>
-              </w:rPr>
-              <w:t xml:space="preserve"> </w:t>
-            </w:r>
-            <w:r>
-              <w:rPr>
-                <w:rFonts w:ascii="Times New Roman" w:eastAsia="等线" w:hAnsi="Times New Roman" w:cs="Times New Roman" w:hint="eastAsia"/>
-                <w:szCs w:val="21"/>
-              </w:rPr>
-              <w:t>对象向浏览器动态输出</w:t>
-            </w:r>
-            <w:r>
-              <w:rPr>
-                <w:rFonts w:ascii="Times New Roman" w:eastAsia="等线" w:hAnsi="Times New Roman" w:cs="Times New Roman" w:hint="eastAsia"/>
-                <w:szCs w:val="21"/>
-              </w:rPr>
-              <w:t>HTML</w:t>
-            </w:r>
-            <w:r>
-              <w:rPr>
-                <w:rFonts w:ascii="Times New Roman" w:eastAsia="等线" w:hAnsi="Times New Roman" w:cs="Times New Roman" w:hint="eastAsia"/>
-                <w:szCs w:val="21"/>
-              </w:rPr>
-              <w:t>页面。</w:t>
+            <w:r>
+              <w:rPr>
+                <w:rFonts w:ascii="Times New Roman" w:eastAsia="等线" w:hAnsi="Times New Roman" w:cs="Times New Roman" w:hint="eastAsia"/>
+                <w:szCs w:val="21"/>
+              </w:rPr>
+              <w:t>打印接收到的注册信息，我学会了查看</w:t>
+            </w:r>
+            <w:r>
+              <w:rPr>
+                <w:rFonts w:ascii="Times New Roman" w:eastAsia="等线" w:hAnsi="Times New Roman" w:cs="Times New Roman" w:hint="eastAsia"/>
+                <w:szCs w:val="21"/>
+              </w:rPr>
+              <w:t>IDEA</w:t>
+            </w:r>
+            <w:r>
+              <w:rPr>
+                <w:rFonts w:ascii="Times New Roman" w:eastAsia="等线" w:hAnsi="Times New Roman" w:cs="Times New Roman" w:hint="eastAsia"/>
+                <w:szCs w:val="21"/>
+              </w:rPr>
+              <w:t>控制台日志来确认数据是否成功接收，这提升了我在无前端界面时的调试能力。</w:t>
             </w:r>
           </w:p>
           <w:p>
@@ -7103,10 +7548,17 @@
               <w:spacing w:line="276" w:lineRule="auto"/>
               <w:ind w:right="1123" w:firstLineChars="200" w:firstLine="420"/>
               <w:rPr>
-                <w:rFonts w:ascii="Times New Roman" w:eastAsia="等线" w:hAnsi="Times New Roman" w:cs="Times New Roman" w:hint="eastAsia"/>
+                <w:rFonts w:ascii="Times New Roman" w:eastAsia="等线" w:hAnsi="Times New Roman" w:cs="Times New Roman"/>
                 <w:szCs w:val="21"/>
               </w:rPr>
             </w:pPr>
+            <w:r>
+              <w:rPr>
+                <w:rFonts w:ascii="Times New Roman" w:eastAsia="等线" w:hAnsi="Times New Roman" w:cs="Times New Roman" w:hint="eastAsia"/>
+                <w:szCs w:val="21"/>
+              </w:rPr>
+              <w:t>总体心得与反思：</w:t>
+            </w:r>
           </w:p>
           <w:p>
             <w:pPr>
@@ -7116,540 +7568,6 @@
               <w:spacing w:line="276" w:lineRule="auto"/>
               <w:ind w:right="1123" w:firstLineChars="200" w:firstLine="420"/>
               <w:rPr>
-                <w:rFonts w:ascii="Times New Roman" w:eastAsia="等线" w:hAnsi="Times New Roman" w:cs="Times New Roman" w:hint="eastAsia"/>
-                <w:szCs w:val="21"/>
-              </w:rPr>
-            </w:pPr>
-            <w:r>
-              <w:rPr>
-                <w:rFonts w:ascii="Times New Roman" w:eastAsia="等线" w:hAnsi="Times New Roman" w:cs="Times New Roman" w:hint="eastAsia"/>
-                <w:szCs w:val="21"/>
-              </w:rPr>
-              <w:t>中文乱码处理：掌握了在请求和响应中通过</w:t>
-            </w:r>
-            <w:r>
-              <w:rPr>
-                <w:rFonts w:ascii="Times New Roman" w:eastAsia="等线" w:hAnsi="Times New Roman" w:cs="Times New Roman" w:hint="eastAsia"/>
-                <w:szCs w:val="21"/>
-              </w:rPr>
-              <w:t xml:space="preserve"> </w:t>
-            </w:r>
-            <w:proofErr w:type="spellStart"/>
-            <w:r>
-              <w:rPr>
-                <w:rFonts w:ascii="Times New Roman" w:eastAsia="等线" w:hAnsi="Times New Roman" w:cs="Times New Roman" w:hint="eastAsia"/>
-                <w:szCs w:val="21"/>
-              </w:rPr>
-              <w:t>setCharacterEncoding</w:t>
-            </w:r>
-            <w:proofErr w:type="spellEnd"/>
-            <w:r>
-              <w:rPr>
-                <w:rFonts w:ascii="Times New Roman" w:eastAsia="等线" w:hAnsi="Times New Roman" w:cs="Times New Roman" w:hint="eastAsia"/>
-                <w:szCs w:val="21"/>
-              </w:rPr>
-              <w:t xml:space="preserve">("UTF-8") </w:t>
-            </w:r>
-            <w:r>
-              <w:rPr>
-                <w:rFonts w:ascii="Times New Roman" w:eastAsia="等线" w:hAnsi="Times New Roman" w:cs="Times New Roman" w:hint="eastAsia"/>
-                <w:szCs w:val="21"/>
-              </w:rPr>
-              <w:t>和</w:t>
-            </w:r>
-            <w:r>
-              <w:rPr>
-                <w:rFonts w:ascii="Times New Roman" w:eastAsia="等线" w:hAnsi="Times New Roman" w:cs="Times New Roman" w:hint="eastAsia"/>
-                <w:szCs w:val="21"/>
-              </w:rPr>
-              <w:t xml:space="preserve"> </w:t>
-            </w:r>
-            <w:proofErr w:type="spellStart"/>
-            <w:r>
-              <w:rPr>
-                <w:rFonts w:ascii="Times New Roman" w:eastAsia="等线" w:hAnsi="Times New Roman" w:cs="Times New Roman" w:hint="eastAsia"/>
-                <w:szCs w:val="21"/>
-              </w:rPr>
-              <w:t>setContentType</w:t>
-            </w:r>
-            <w:proofErr w:type="spellEnd"/>
-            <w:r>
-              <w:rPr>
-                <w:rFonts w:ascii="Times New Roman" w:eastAsia="等线" w:hAnsi="Times New Roman" w:cs="Times New Roman" w:hint="eastAsia"/>
-                <w:szCs w:val="21"/>
-              </w:rPr>
-              <w:t>("text/</w:t>
-            </w:r>
-            <w:proofErr w:type="spellStart"/>
-            <w:r>
-              <w:rPr>
-                <w:rFonts w:ascii="Times New Roman" w:eastAsia="等线" w:hAnsi="Times New Roman" w:cs="Times New Roman" w:hint="eastAsia"/>
-                <w:szCs w:val="21"/>
-              </w:rPr>
-              <w:t>html;charset</w:t>
-            </w:r>
-            <w:proofErr w:type="spellEnd"/>
-            <w:r>
-              <w:rPr>
-                <w:rFonts w:ascii="Times New Roman" w:eastAsia="等线" w:hAnsi="Times New Roman" w:cs="Times New Roman" w:hint="eastAsia"/>
-                <w:szCs w:val="21"/>
-              </w:rPr>
-              <w:t xml:space="preserve">=UTF-8") </w:t>
-            </w:r>
-            <w:r>
-              <w:rPr>
-                <w:rFonts w:ascii="Times New Roman" w:eastAsia="等线" w:hAnsi="Times New Roman" w:cs="Times New Roman" w:hint="eastAsia"/>
-                <w:szCs w:val="21"/>
-              </w:rPr>
-              <w:t>来彻底解决前端与后端</w:t>
-            </w:r>
-            <w:proofErr w:type="gramStart"/>
-            <w:r>
-              <w:rPr>
-                <w:rFonts w:ascii="Times New Roman" w:eastAsia="等线" w:hAnsi="Times New Roman" w:cs="Times New Roman" w:hint="eastAsia"/>
-                <w:szCs w:val="21"/>
-              </w:rPr>
-              <w:t>交互时</w:t>
-            </w:r>
-            <w:proofErr w:type="gramEnd"/>
-            <w:r>
-              <w:rPr>
-                <w:rFonts w:ascii="Times New Roman" w:eastAsia="等线" w:hAnsi="Times New Roman" w:cs="Times New Roman" w:hint="eastAsia"/>
-                <w:szCs w:val="21"/>
-              </w:rPr>
-              <w:t>的中文乱码问题。</w:t>
-            </w:r>
-          </w:p>
-          <w:p>
-            <w:pPr>
-              <w:tabs>
-                <w:tab w:val="left" w:pos="1956"/>
-              </w:tabs>
-              <w:spacing w:line="276" w:lineRule="auto"/>
-              <w:ind w:right="1123" w:firstLineChars="200" w:firstLine="420"/>
-              <w:rPr>
-                <w:rFonts w:ascii="Times New Roman" w:eastAsia="等线" w:hAnsi="Times New Roman" w:cs="Times New Roman" w:hint="eastAsia"/>
-                <w:szCs w:val="21"/>
-              </w:rPr>
-            </w:pPr>
-          </w:p>
-          <w:p>
-            <w:pPr>
-              <w:tabs>
-                <w:tab w:val="left" w:pos="1956"/>
-              </w:tabs>
-              <w:spacing w:line="276" w:lineRule="auto"/>
-              <w:ind w:right="1123" w:firstLineChars="200" w:firstLine="420"/>
-              <w:rPr>
-                <w:rFonts w:ascii="Times New Roman" w:eastAsia="等线" w:hAnsi="Times New Roman" w:cs="Times New Roman" w:hint="eastAsia"/>
-                <w:szCs w:val="21"/>
-              </w:rPr>
-            </w:pPr>
-            <w:r>
-              <w:rPr>
-                <w:rFonts w:ascii="Times New Roman" w:eastAsia="等线" w:hAnsi="Times New Roman" w:cs="Times New Roman" w:hint="eastAsia"/>
-                <w:szCs w:val="21"/>
-              </w:rPr>
-              <w:t>2</w:t>
-            </w:r>
-            <w:r>
-              <w:rPr>
-                <w:rFonts w:ascii="Times New Roman" w:eastAsia="等线" w:hAnsi="Times New Roman" w:cs="Times New Roman" w:hint="eastAsia"/>
-                <w:szCs w:val="21"/>
-              </w:rPr>
-              <w:t>）编程能力提升及体现：</w:t>
-            </w:r>
-          </w:p>
-          <w:p>
-            <w:pPr>
-              <w:tabs>
-                <w:tab w:val="left" w:pos="1956"/>
-              </w:tabs>
-              <w:spacing w:line="276" w:lineRule="auto"/>
-              <w:ind w:right="1123" w:firstLineChars="200" w:firstLine="420"/>
-              <w:rPr>
-                <w:rFonts w:ascii="Times New Roman" w:eastAsia="等线" w:hAnsi="Times New Roman" w:cs="Times New Roman" w:hint="eastAsia"/>
-                <w:szCs w:val="21"/>
-              </w:rPr>
-            </w:pPr>
-            <w:r>
-              <w:rPr>
-                <w:rFonts w:ascii="Times New Roman" w:eastAsia="等线" w:hAnsi="Times New Roman" w:cs="Times New Roman" w:hint="eastAsia"/>
-                <w:szCs w:val="21"/>
-              </w:rPr>
-              <w:t>本次实验对我的编程逻辑能力和前后端联调能力有明显提升，主要体现在：</w:t>
-            </w:r>
-          </w:p>
-          <w:p>
-            <w:pPr>
-              <w:tabs>
-                <w:tab w:val="left" w:pos="1956"/>
-              </w:tabs>
-              <w:spacing w:line="276" w:lineRule="auto"/>
-              <w:ind w:right="1123" w:firstLineChars="200" w:firstLine="420"/>
-              <w:rPr>
-                <w:rFonts w:ascii="Times New Roman" w:eastAsia="等线" w:hAnsi="Times New Roman" w:cs="Times New Roman" w:hint="eastAsia"/>
-                <w:szCs w:val="21"/>
-              </w:rPr>
-            </w:pPr>
-          </w:p>
-          <w:p>
-            <w:pPr>
-              <w:tabs>
-                <w:tab w:val="left" w:pos="1956"/>
-              </w:tabs>
-              <w:spacing w:line="276" w:lineRule="auto"/>
-              <w:ind w:right="1123" w:firstLineChars="200" w:firstLine="420"/>
-              <w:rPr>
-                <w:rFonts w:ascii="Times New Roman" w:eastAsia="等线" w:hAnsi="Times New Roman" w:cs="Times New Roman" w:hint="eastAsia"/>
-                <w:szCs w:val="21"/>
-              </w:rPr>
-            </w:pPr>
-            <w:r>
-              <w:rPr>
-                <w:rFonts w:ascii="Times New Roman" w:eastAsia="等线" w:hAnsi="Times New Roman" w:cs="Times New Roman" w:hint="eastAsia"/>
-                <w:szCs w:val="21"/>
-              </w:rPr>
-              <w:t>业务逻辑实现：在</w:t>
-            </w:r>
-            <w:r>
-              <w:rPr>
-                <w:rFonts w:ascii="Times New Roman" w:eastAsia="等线" w:hAnsi="Times New Roman" w:cs="Times New Roman" w:hint="eastAsia"/>
-                <w:szCs w:val="21"/>
-              </w:rPr>
-              <w:t xml:space="preserve"> </w:t>
-            </w:r>
-            <w:proofErr w:type="spellStart"/>
-            <w:r>
-              <w:rPr>
-                <w:rFonts w:ascii="Times New Roman" w:eastAsia="等线" w:hAnsi="Times New Roman" w:cs="Times New Roman" w:hint="eastAsia"/>
-                <w:szCs w:val="21"/>
-              </w:rPr>
-              <w:t>UserLoginServlet</w:t>
-            </w:r>
-            <w:proofErr w:type="spellEnd"/>
-            <w:r>
-              <w:rPr>
-                <w:rFonts w:ascii="Times New Roman" w:eastAsia="等线" w:hAnsi="Times New Roman" w:cs="Times New Roman" w:hint="eastAsia"/>
-                <w:szCs w:val="21"/>
-              </w:rPr>
-              <w:t xml:space="preserve"> </w:t>
-            </w:r>
-            <w:r>
-              <w:rPr>
-                <w:rFonts w:ascii="Times New Roman" w:eastAsia="等线" w:hAnsi="Times New Roman" w:cs="Times New Roman" w:hint="eastAsia"/>
-                <w:szCs w:val="21"/>
-              </w:rPr>
-              <w:t>中，通过</w:t>
-            </w:r>
-            <w:r>
-              <w:rPr>
-                <w:rFonts w:ascii="Times New Roman" w:eastAsia="等线" w:hAnsi="Times New Roman" w:cs="Times New Roman" w:hint="eastAsia"/>
-                <w:szCs w:val="21"/>
-              </w:rPr>
-              <w:t xml:space="preserve"> if-else </w:t>
-            </w:r>
-            <w:r>
-              <w:rPr>
-                <w:rFonts w:ascii="Times New Roman" w:eastAsia="等线" w:hAnsi="Times New Roman" w:cs="Times New Roman" w:hint="eastAsia"/>
-                <w:szCs w:val="21"/>
-              </w:rPr>
-              <w:t>逻辑成功实现了账号密码固定为</w:t>
-            </w:r>
-            <w:r>
-              <w:rPr>
-                <w:rFonts w:ascii="Times New Roman" w:eastAsia="等线" w:hAnsi="Times New Roman" w:cs="Times New Roman" w:hint="eastAsia"/>
-                <w:szCs w:val="21"/>
-              </w:rPr>
-              <w:t xml:space="preserve"> admin/123456 </w:t>
-            </w:r>
-            <w:r>
-              <w:rPr>
-                <w:rFonts w:ascii="Times New Roman" w:eastAsia="等线" w:hAnsi="Times New Roman" w:cs="Times New Roman" w:hint="eastAsia"/>
-                <w:szCs w:val="21"/>
-              </w:rPr>
-              <w:t>的校验，并根据结果输出不同的提示页面，增强了代码的业务处理能力。</w:t>
-            </w:r>
-          </w:p>
-          <w:p>
-            <w:pPr>
-              <w:tabs>
-                <w:tab w:val="left" w:pos="1956"/>
-              </w:tabs>
-              <w:spacing w:line="276" w:lineRule="auto"/>
-              <w:ind w:right="1123" w:firstLineChars="200" w:firstLine="420"/>
-              <w:rPr>
-                <w:rFonts w:ascii="Times New Roman" w:eastAsia="等线" w:hAnsi="Times New Roman" w:cs="Times New Roman" w:hint="eastAsia"/>
-                <w:szCs w:val="21"/>
-              </w:rPr>
-            </w:pPr>
-          </w:p>
-          <w:p>
-            <w:pPr>
-              <w:tabs>
-                <w:tab w:val="left" w:pos="1956"/>
-              </w:tabs>
-              <w:spacing w:line="276" w:lineRule="auto"/>
-              <w:ind w:right="1123" w:firstLineChars="200" w:firstLine="420"/>
-              <w:rPr>
-                <w:rFonts w:ascii="Times New Roman" w:eastAsia="等线" w:hAnsi="Times New Roman" w:cs="Times New Roman" w:hint="eastAsia"/>
-                <w:szCs w:val="21"/>
-              </w:rPr>
-            </w:pPr>
-            <w:r>
-              <w:rPr>
-                <w:rFonts w:ascii="Times New Roman" w:eastAsia="等线" w:hAnsi="Times New Roman" w:cs="Times New Roman" w:hint="eastAsia"/>
-                <w:szCs w:val="21"/>
-              </w:rPr>
-              <w:t>前后端数据流转认知：彻底理解了</w:t>
-            </w:r>
-            <w:r>
-              <w:rPr>
-                <w:rFonts w:ascii="Times New Roman" w:eastAsia="等线" w:hAnsi="Times New Roman" w:cs="Times New Roman" w:hint="eastAsia"/>
-                <w:szCs w:val="21"/>
-              </w:rPr>
-              <w:t>HTML</w:t>
-            </w:r>
-            <w:r>
-              <w:rPr>
-                <w:rFonts w:ascii="Times New Roman" w:eastAsia="等线" w:hAnsi="Times New Roman" w:cs="Times New Roman" w:hint="eastAsia"/>
-                <w:szCs w:val="21"/>
-              </w:rPr>
-              <w:t>表单的</w:t>
-            </w:r>
-            <w:r>
-              <w:rPr>
-                <w:rFonts w:ascii="Times New Roman" w:eastAsia="等线" w:hAnsi="Times New Roman" w:cs="Times New Roman" w:hint="eastAsia"/>
-                <w:szCs w:val="21"/>
-              </w:rPr>
-              <w:t xml:space="preserve"> action </w:t>
-            </w:r>
-            <w:r>
-              <w:rPr>
-                <w:rFonts w:ascii="Times New Roman" w:eastAsia="等线" w:hAnsi="Times New Roman" w:cs="Times New Roman" w:hint="eastAsia"/>
-                <w:szCs w:val="21"/>
-              </w:rPr>
-              <w:t>和</w:t>
-            </w:r>
-            <w:r>
-              <w:rPr>
-                <w:rFonts w:ascii="Times New Roman" w:eastAsia="等线" w:hAnsi="Times New Roman" w:cs="Times New Roman" w:hint="eastAsia"/>
-                <w:szCs w:val="21"/>
-              </w:rPr>
-              <w:t xml:space="preserve"> method </w:t>
-            </w:r>
-            <w:r>
-              <w:rPr>
-                <w:rFonts w:ascii="Times New Roman" w:eastAsia="等线" w:hAnsi="Times New Roman" w:cs="Times New Roman" w:hint="eastAsia"/>
-                <w:szCs w:val="21"/>
-              </w:rPr>
-              <w:t>属性如何与</w:t>
-            </w:r>
-            <w:r>
-              <w:rPr>
-                <w:rFonts w:ascii="Times New Roman" w:eastAsia="等线" w:hAnsi="Times New Roman" w:cs="Times New Roman" w:hint="eastAsia"/>
-                <w:szCs w:val="21"/>
-              </w:rPr>
-              <w:t>Servlet</w:t>
-            </w:r>
-            <w:r>
-              <w:rPr>
-                <w:rFonts w:ascii="Times New Roman" w:eastAsia="等线" w:hAnsi="Times New Roman" w:cs="Times New Roman" w:hint="eastAsia"/>
-                <w:szCs w:val="21"/>
-              </w:rPr>
-              <w:t>的映射路径相呼应，初步体会了</w:t>
-            </w:r>
-            <w:r>
-              <w:rPr>
-                <w:rFonts w:ascii="Times New Roman" w:eastAsia="等线" w:hAnsi="Times New Roman" w:cs="Times New Roman" w:hint="eastAsia"/>
-                <w:szCs w:val="21"/>
-              </w:rPr>
-              <w:t>B/S</w:t>
-            </w:r>
-            <w:r>
-              <w:rPr>
-                <w:rFonts w:ascii="Times New Roman" w:eastAsia="等线" w:hAnsi="Times New Roman" w:cs="Times New Roman" w:hint="eastAsia"/>
-                <w:szCs w:val="21"/>
-              </w:rPr>
-              <w:t>架构中“浏览器发送请求</w:t>
-            </w:r>
-            <w:r>
-              <w:rPr>
-                <w:rFonts w:ascii="Times New Roman" w:eastAsia="等线" w:hAnsi="Times New Roman" w:cs="Times New Roman" w:hint="eastAsia"/>
-                <w:szCs w:val="21"/>
-              </w:rPr>
-              <w:t xml:space="preserve"> -&gt; </w:t>
-            </w:r>
-            <w:r>
-              <w:rPr>
-                <w:rFonts w:ascii="Times New Roman" w:eastAsia="等线" w:hAnsi="Times New Roman" w:cs="Times New Roman" w:hint="eastAsia"/>
-                <w:szCs w:val="21"/>
-              </w:rPr>
-              <w:t>服务器接收处理</w:t>
-            </w:r>
-            <w:r>
-              <w:rPr>
-                <w:rFonts w:ascii="Times New Roman" w:eastAsia="等线" w:hAnsi="Times New Roman" w:cs="Times New Roman" w:hint="eastAsia"/>
-                <w:szCs w:val="21"/>
-              </w:rPr>
-              <w:t xml:space="preserve"> -&gt; </w:t>
-            </w:r>
-            <w:r>
-              <w:rPr>
-                <w:rFonts w:ascii="Times New Roman" w:eastAsia="等线" w:hAnsi="Times New Roman" w:cs="Times New Roman" w:hint="eastAsia"/>
-                <w:szCs w:val="21"/>
-              </w:rPr>
-              <w:t>返回响应数据”的完整闭环。</w:t>
-            </w:r>
-          </w:p>
-          <w:p>
-            <w:pPr>
-              <w:tabs>
-                <w:tab w:val="left" w:pos="1956"/>
-              </w:tabs>
-              <w:spacing w:line="276" w:lineRule="auto"/>
-              <w:ind w:right="1123" w:firstLineChars="200" w:firstLine="420"/>
-              <w:rPr>
-                <w:rFonts w:ascii="Times New Roman" w:eastAsia="等线" w:hAnsi="Times New Roman" w:cs="Times New Roman" w:hint="eastAsia"/>
-                <w:szCs w:val="21"/>
-              </w:rPr>
-            </w:pPr>
-          </w:p>
-          <w:p>
-            <w:pPr>
-              <w:tabs>
-                <w:tab w:val="left" w:pos="1956"/>
-              </w:tabs>
-              <w:spacing w:line="276" w:lineRule="auto"/>
-              <w:ind w:right="1123" w:firstLineChars="200" w:firstLine="420"/>
-              <w:rPr>
-                <w:rFonts w:ascii="Times New Roman" w:eastAsia="等线" w:hAnsi="Times New Roman" w:cs="Times New Roman" w:hint="eastAsia"/>
-                <w:szCs w:val="21"/>
-              </w:rPr>
-            </w:pPr>
-            <w:r>
-              <w:rPr>
-                <w:rFonts w:ascii="Times New Roman" w:eastAsia="等线" w:hAnsi="Times New Roman" w:cs="Times New Roman" w:hint="eastAsia"/>
-                <w:szCs w:val="21"/>
-              </w:rPr>
-              <w:t>调试与排错能力：在开发</w:t>
-            </w:r>
-            <w:r>
-              <w:rPr>
-                <w:rFonts w:ascii="Times New Roman" w:eastAsia="等线" w:hAnsi="Times New Roman" w:cs="Times New Roman" w:hint="eastAsia"/>
-                <w:szCs w:val="21"/>
-              </w:rPr>
-              <w:t xml:space="preserve"> </w:t>
-            </w:r>
-            <w:proofErr w:type="spellStart"/>
-            <w:r>
-              <w:rPr>
-                <w:rFonts w:ascii="Times New Roman" w:eastAsia="等线" w:hAnsi="Times New Roman" w:cs="Times New Roman" w:hint="eastAsia"/>
-                <w:szCs w:val="21"/>
-              </w:rPr>
-              <w:t>UserRegServlet</w:t>
-            </w:r>
-            <w:proofErr w:type="spellEnd"/>
-            <w:r>
-              <w:rPr>
-                <w:rFonts w:ascii="Times New Roman" w:eastAsia="等线" w:hAnsi="Times New Roman" w:cs="Times New Roman" w:hint="eastAsia"/>
-                <w:szCs w:val="21"/>
-              </w:rPr>
-              <w:t xml:space="preserve"> </w:t>
-            </w:r>
-            <w:r>
-              <w:rPr>
-                <w:rFonts w:ascii="Times New Roman" w:eastAsia="等线" w:hAnsi="Times New Roman" w:cs="Times New Roman" w:hint="eastAsia"/>
-                <w:szCs w:val="21"/>
-              </w:rPr>
-              <w:t>时，通过后台</w:t>
-            </w:r>
-            <w:r>
-              <w:rPr>
-                <w:rFonts w:ascii="Times New Roman" w:eastAsia="等线" w:hAnsi="Times New Roman" w:cs="Times New Roman" w:hint="eastAsia"/>
-                <w:szCs w:val="21"/>
-              </w:rPr>
-              <w:t xml:space="preserve"> </w:t>
-            </w:r>
-            <w:proofErr w:type="spellStart"/>
-            <w:r>
-              <w:rPr>
-                <w:rFonts w:ascii="Times New Roman" w:eastAsia="等线" w:hAnsi="Times New Roman" w:cs="Times New Roman" w:hint="eastAsia"/>
-                <w:szCs w:val="21"/>
-              </w:rPr>
-              <w:t>System.out.println</w:t>
-            </w:r>
-            <w:proofErr w:type="spellEnd"/>
-            <w:r>
-              <w:rPr>
-                <w:rFonts w:ascii="Times New Roman" w:eastAsia="等线" w:hAnsi="Times New Roman" w:cs="Times New Roman" w:hint="eastAsia"/>
-                <w:szCs w:val="21"/>
-              </w:rPr>
-              <w:t xml:space="preserve"> </w:t>
-            </w:r>
-            <w:r>
-              <w:rPr>
-                <w:rFonts w:ascii="Times New Roman" w:eastAsia="等线" w:hAnsi="Times New Roman" w:cs="Times New Roman" w:hint="eastAsia"/>
-                <w:szCs w:val="21"/>
-              </w:rPr>
-              <w:t>打印接收到的注册信息，我学会了查看</w:t>
-            </w:r>
-            <w:r>
-              <w:rPr>
-                <w:rFonts w:ascii="Times New Roman" w:eastAsia="等线" w:hAnsi="Times New Roman" w:cs="Times New Roman" w:hint="eastAsia"/>
-                <w:szCs w:val="21"/>
-              </w:rPr>
-              <w:t>IDEA</w:t>
-            </w:r>
-            <w:r>
-              <w:rPr>
-                <w:rFonts w:ascii="Times New Roman" w:eastAsia="等线" w:hAnsi="Times New Roman" w:cs="Times New Roman" w:hint="eastAsia"/>
-                <w:szCs w:val="21"/>
-              </w:rPr>
-              <w:t>控制台日志来确认数据是否成功接收，这提升了我在无前端界面时的调试能力。</w:t>
-            </w:r>
-          </w:p>
-          <w:p>
-            <w:pPr>
-              <w:tabs>
-                <w:tab w:val="left" w:pos="1956"/>
-              </w:tabs>
-              <w:spacing w:line="276" w:lineRule="auto"/>
-              <w:ind w:right="1123" w:firstLineChars="200" w:firstLine="420"/>
-              <w:rPr>
-                <w:rFonts w:ascii="Times New Roman" w:eastAsia="等线" w:hAnsi="Times New Roman" w:cs="Times New Roman" w:hint="eastAsia"/>
-                <w:szCs w:val="21"/>
-              </w:rPr>
-            </w:pPr>
-          </w:p>
-          <w:p>
-            <w:pPr>
-              <w:tabs>
-                <w:tab w:val="left" w:pos="1956"/>
-              </w:tabs>
-              <w:spacing w:line="276" w:lineRule="auto"/>
-              <w:ind w:right="1123" w:firstLineChars="200" w:firstLine="420"/>
-              <w:rPr>
-                <w:rFonts w:ascii="Times New Roman" w:eastAsia="等线" w:hAnsi="Times New Roman" w:cs="Times New Roman" w:hint="eastAsia"/>
-                <w:szCs w:val="21"/>
-              </w:rPr>
-            </w:pPr>
-            <w:r>
-              <w:rPr>
-                <w:rFonts w:ascii="Times New Roman" w:eastAsia="等线" w:hAnsi="Times New Roman" w:cs="Times New Roman" w:hint="eastAsia"/>
-                <w:szCs w:val="21"/>
-              </w:rPr>
-              <w:t>总体心得与反思：</w:t>
-            </w:r>
-          </w:p>
-          <w:p>
-            <w:pPr>
-              <w:tabs>
-                <w:tab w:val="left" w:pos="1956"/>
-              </w:tabs>
-              <w:spacing w:line="276" w:lineRule="auto"/>
-              <w:ind w:right="1123" w:firstLineChars="200" w:firstLine="420"/>
-              <w:rPr>
                 <w:rFonts w:ascii="Times New Roman" w:eastAsia="等线" w:hAnsi="Times New Roman" w:cs="Times New Roman"/>
                 <w:szCs w:val="21"/>
               </w:rPr>
@@ -7850,7 +7768,7 @@
       </w:tr>
       <w:tr>
         <w:trPr>
-          <w:trHeight w:val="4045"/>
+          <w:trHeight w:val="3110"/>
         </w:trPr>
         <w:tc>
           <w:tcPr>
@@ -7863,16 +7781,6 @@
               <w:right w:val="single" w:sz="4" w:space="0" w:color="auto"/>
             </w:tcBorders>
           </w:tcPr>
-          <w:p>
-            <w:pPr>
-              <w:spacing w:line="276" w:lineRule="auto"/>
-              <w:ind w:right="1124"/>
-              <w:rPr>
-                <w:rFonts w:ascii="Times New Roman" w:eastAsia="等线" w:hAnsi="Times New Roman" w:cs="Times New Roman"/>
-                <w:szCs w:val="21"/>
-              </w:rPr>
-            </w:pPr>
-          </w:p>
           <w:p>
             <w:pPr>
               <w:spacing w:line="276" w:lineRule="auto"/>
@@ -8784,6 +8692,7 @@
   <w:style w:type="character" w:default="1" w:styleId="a0">
     <w:name w:val="Default Paragraph Font"/>
     <w:uiPriority w:val="1"/>
+    <w:semiHidden/>
     <w:unhideWhenUsed/>
   </w:style>
   <w:style w:type="table" w:default="1" w:styleId="a1">
